--- a/Labs/Lab02-ES6Features/FilesForStudents/CS233JS_Lab02_CodeReviewForm.docx
+++ b/Labs/Lab02-ES6Features/FilesForStudents/CS233JS_Lab02_CodeReviewForm.docx
@@ -493,24 +493,34 @@
               <w:br/>
             </w:r>
             <w:r>
-              <w:t>(Zip file</w:t>
-            </w:r>
-            <w:r>
-              <w:t xml:space="preserve"> and </w:t>
-            </w:r>
-            <w:proofErr w:type="spellStart"/>
+              <w:t>(</w:t>
+            </w:r>
+            <w:r>
+              <w:t>A zi</w:t>
+            </w:r>
+            <w:r>
+              <w:t>p file</w:t>
+            </w:r>
+            <w:r>
+              <w:t xml:space="preserve"> </w:t>
+            </w:r>
+            <w:r>
+              <w:t xml:space="preserve">or GitHub link </w:t>
+            </w:r>
+            <w:r>
+              <w:t xml:space="preserve">and </w:t>
+            </w:r>
+            <w:r>
+              <w:t xml:space="preserve">possibly </w:t>
+            </w:r>
             <w:r>
               <w:t>citstudent</w:t>
             </w:r>
-            <w:proofErr w:type="spellEnd"/>
             <w:r>
               <w:t xml:space="preserve"> </w:t>
             </w:r>
             <w:r>
-              <w:t xml:space="preserve">web server </w:t>
-            </w:r>
-            <w:r>
-              <w:t>upload</w:t>
+              <w:t>URL</w:t>
             </w:r>
             <w:r>
               <w:t>)</w:t>
@@ -749,7 +759,13 @@
               <w:spacing w:after="0" w:line="240" w:lineRule="auto"/>
             </w:pPr>
             <w:r>
-              <w:t>Is the code free from errors as</w:t>
+              <w:t xml:space="preserve">Is the code free from </w:t>
+            </w:r>
+            <w:r>
+              <w:t xml:space="preserve">syntax </w:t>
+            </w:r>
+            <w:r>
+              <w:t>errors as</w:t>
             </w:r>
             <w:r>
               <w:t xml:space="preserve"> shown in the IDE? (</w:t>
@@ -856,13 +872,34 @@
               <w:spacing w:after="0" w:line="240" w:lineRule="auto"/>
             </w:pPr>
             <w:r>
-              <w:t>Does it run without errors?</w:t>
-            </w:r>
-            <w:r>
-              <w:t xml:space="preserve"> (</w:t>
-            </w:r>
-            <w:r>
-              <w:t xml:space="preserve">confirm that you ran it and </w:t>
+              <w:t xml:space="preserve">Does it </w:t>
+            </w:r>
+            <w:r>
+              <w:t xml:space="preserve">load and run </w:t>
+            </w:r>
+            <w:r>
+              <w:t>without errors</w:t>
+            </w:r>
+            <w:r>
+              <w:t xml:space="preserve"> shown in the console or the web </w:t>
+            </w:r>
+            <w:r>
+              <w:t>page?</w:t>
+            </w:r>
+            <w:r>
+              <w:t xml:space="preserve"> </w:t>
+            </w:r>
+            <w:r>
+              <w:br/>
+            </w:r>
+            <w:r>
+              <w:t>(</w:t>
+            </w:r>
+            <w:r>
+              <w:t>confirm you ran it</w:t>
+            </w:r>
+            <w:r>
+              <w:t xml:space="preserve">, </w:t>
             </w:r>
             <w:r>
               <w:t>list any errors)</w:t>
@@ -951,31 +988,7 @@
               <w:spacing w:after="0" w:line="240" w:lineRule="auto"/>
             </w:pPr>
             <w:r>
-              <w:t xml:space="preserve">Does the program </w:t>
-            </w:r>
-            <w:r>
-              <w:t xml:space="preserve">correctly </w:t>
-            </w:r>
-            <w:r>
-              <w:t>respond to clicks</w:t>
-            </w:r>
-            <w:r>
-              <w:t xml:space="preserve"> and </w:t>
-            </w:r>
-            <w:r>
-              <w:t>display</w:t>
-            </w:r>
-            <w:r>
-              <w:t xml:space="preserve"> </w:t>
-            </w:r>
-            <w:r>
-              <w:t xml:space="preserve">required </w:t>
-            </w:r>
-            <w:r>
-              <w:t>output</w:t>
-            </w:r>
-            <w:r>
-              <w:t>?</w:t>
+              <w:t>JavaScript code is in three modules with export and import statements</w:t>
             </w:r>
           </w:p>
         </w:tc>
@@ -1061,19 +1074,18 @@
               <w:spacing w:after="0" w:line="240" w:lineRule="auto"/>
             </w:pPr>
             <w:r>
-              <w:t xml:space="preserve">Does the </w:t>
-            </w:r>
-            <w:r>
-              <w:t>game work correctly</w:t>
-            </w:r>
-            <w:r>
-              <w:t xml:space="preserve">? (list any </w:t>
-            </w:r>
-            <w:r>
-              <w:t>issues</w:t>
-            </w:r>
-            <w:r>
-              <w:t>)</w:t>
+              <w:t>Were all the required ES6 features used?</w:t>
+            </w:r>
+          </w:p>
+          <w:p>
+            <w:pPr>
+              <w:widowControl w:val="0"/>
+              <w:autoSpaceDE w:val="0"/>
+              <w:snapToGrid w:val="0"/>
+              <w:spacing w:after="0" w:line="240" w:lineRule="auto"/>
+            </w:pPr>
+            <w:r>
+              <w:t>Arrow functions, default parameters, destructuring assignment and template literals</w:t>
             </w:r>
           </w:p>
         </w:tc>
@@ -1159,18 +1171,16 @@
               <w:spacing w:after="0" w:line="240" w:lineRule="auto"/>
             </w:pPr>
             <w:r>
-              <w:t xml:space="preserve">Is </w:t>
-            </w:r>
-            <w:proofErr w:type="spellStart"/>
-            <w:r>
-              <w:t>i</w:t>
-            </w:r>
-            <w:proofErr w:type="spellEnd"/>
-            <w:r>
-              <w:t xml:space="preserve">/o code separated from processing code? (in separate functions or </w:t>
-            </w:r>
-            <w:r>
-              <w:t>objects</w:t>
+              <w:t xml:space="preserve">Does the </w:t>
+            </w:r>
+            <w:r>
+              <w:t>game work correctly</w:t>
+            </w:r>
+            <w:r>
+              <w:t xml:space="preserve">? (list any </w:t>
+            </w:r>
+            <w:r>
+              <w:t>issues</w:t>
             </w:r>
             <w:r>
               <w:t>)</w:t>
@@ -1259,131 +1269,31 @@
               <w:spacing w:after="0" w:line="240" w:lineRule="auto"/>
             </w:pPr>
             <w:r>
-              <w:t>Does the style conform to</w:t>
+              <w:t xml:space="preserve">Does the </w:t>
+            </w:r>
+            <w:r>
+              <w:t>code</w:t>
+            </w:r>
+            <w:r>
+              <w:t xml:space="preserve"> conform to</w:t>
             </w:r>
             <w:r>
               <w:t xml:space="preserve"> </w:t>
             </w:r>
             <w:r>
-              <w:t>coding</w:t>
+              <w:t>style</w:t>
             </w:r>
             <w:r>
               <w:t xml:space="preserve"> conventions</w:t>
             </w:r>
             <w:r>
+              <w:t xml:space="preserve"> and best practices</w:t>
+            </w:r>
+            <w:r>
               <w:t xml:space="preserve">? </w:t>
             </w:r>
             <w:r>
               <w:t>(list any exceptions)</w:t>
-            </w:r>
-          </w:p>
-        </w:tc>
-        <w:tc>
-          <w:tcPr>
-            <w:tcW w:w="720" w:type="dxa"/>
-            <w:tcBorders>
-              <w:top w:val="single" w:sz="4" w:space="0" w:color="000000"/>
-              <w:left w:val="single" w:sz="4" w:space="0" w:color="000000"/>
-              <w:bottom w:val="single" w:sz="4" w:space="0" w:color="000000"/>
-              <w:right w:val="single" w:sz="4" w:space="0" w:color="000000"/>
-            </w:tcBorders>
-            <w:shd w:val="clear" w:color="auto" w:fill="FFFFFF" w:themeFill="background1"/>
-          </w:tcPr>
-          <w:p>
-            <w:pPr>
-              <w:widowControl w:val="0"/>
-              <w:autoSpaceDE w:val="0"/>
-              <w:snapToGrid w:val="0"/>
-              <w:spacing w:after="0" w:line="240" w:lineRule="auto"/>
-            </w:pPr>
-          </w:p>
-        </w:tc>
-        <w:tc>
-          <w:tcPr>
-            <w:tcW w:w="833" w:type="dxa"/>
-            <w:tcBorders>
-              <w:top w:val="single" w:sz="4" w:space="0" w:color="000000"/>
-              <w:left w:val="single" w:sz="4" w:space="0" w:color="000000"/>
-              <w:bottom w:val="single" w:sz="4" w:space="0" w:color="000000"/>
-              <w:right w:val="single" w:sz="4" w:space="0" w:color="000000"/>
-            </w:tcBorders>
-            <w:shd w:val="clear" w:color="auto" w:fill="FFFFFF" w:themeFill="background1"/>
-          </w:tcPr>
-          <w:p>
-            <w:pPr>
-              <w:widowControl w:val="0"/>
-              <w:autoSpaceDE w:val="0"/>
-              <w:snapToGrid w:val="0"/>
-              <w:spacing w:after="0" w:line="240" w:lineRule="auto"/>
-            </w:pPr>
-          </w:p>
-        </w:tc>
-      </w:tr>
-      <w:tr>
-        <w:tc>
-          <w:tcPr>
-            <w:tcW w:w="9540" w:type="dxa"/>
-            <w:gridSpan w:val="3"/>
-            <w:tcBorders>
-              <w:top w:val="single" w:sz="4" w:space="0" w:color="000000"/>
-              <w:left w:val="single" w:sz="4" w:space="0" w:color="000000"/>
-              <w:bottom w:val="single" w:sz="4" w:space="0" w:color="000000"/>
-              <w:right w:val="single" w:sz="4" w:space="0" w:color="000000"/>
-            </w:tcBorders>
-          </w:tcPr>
-          <w:p>
-            <w:pPr>
-              <w:widowControl w:val="0"/>
-              <w:autoSpaceDE w:val="0"/>
-              <w:snapToGrid w:val="0"/>
-              <w:spacing w:after="0" w:line="240" w:lineRule="auto"/>
-            </w:pPr>
-          </w:p>
-        </w:tc>
-      </w:tr>
-      <w:tr>
-        <w:tc>
-          <w:tcPr>
-            <w:tcW w:w="7987" w:type="dxa"/>
-            <w:tcBorders>
-              <w:top w:val="single" w:sz="4" w:space="0" w:color="000000"/>
-              <w:left w:val="single" w:sz="4" w:space="0" w:color="000000"/>
-              <w:bottom w:val="single" w:sz="4" w:space="0" w:color="000000"/>
-            </w:tcBorders>
-            <w:shd w:val="pct5" w:color="auto" w:fill="auto"/>
-          </w:tcPr>
-          <w:p>
-            <w:pPr>
-              <w:widowControl w:val="0"/>
-              <w:autoSpaceDE w:val="0"/>
-              <w:snapToGrid w:val="0"/>
-              <w:spacing w:after="0" w:line="240" w:lineRule="auto"/>
-            </w:pPr>
-            <w:proofErr w:type="gramStart"/>
-            <w:r>
-              <w:t>Do</w:t>
-            </w:r>
-            <w:proofErr w:type="gramEnd"/>
-            <w:r>
-              <w:t xml:space="preserve"> the </w:t>
-            </w:r>
-            <w:r>
-              <w:t>code</w:t>
-            </w:r>
-            <w:r>
-              <w:t xml:space="preserve"> </w:t>
-            </w:r>
-            <w:r>
-              <w:t>follow</w:t>
-            </w:r>
-            <w:r>
-              <w:t xml:space="preserve"> </w:t>
-            </w:r>
-            <w:r>
-              <w:t xml:space="preserve">best practices? </w:t>
-            </w:r>
-            <w:r>
-              <w:t>(list exceptions)</w:t>
             </w:r>
           </w:p>
         </w:tc>
@@ -1658,7 +1568,21 @@
         <w:b/>
         <w:sz w:val="44"/>
       </w:rPr>
-      <w:t xml:space="preserve">Lab 1 </w:t>
+      <w:t xml:space="preserve">Lab </w:t>
+    </w:r>
+    <w:r>
+      <w:rPr>
+        <w:b/>
+        <w:sz w:val="44"/>
+      </w:rPr>
+      <w:t>2</w:t>
+    </w:r>
+    <w:r>
+      <w:rPr>
+        <w:b/>
+        <w:sz w:val="44"/>
+      </w:rPr>
+      <w:t xml:space="preserve"> </w:t>
     </w:r>
     <w:r>
       <w:rPr>
